--- a/paper/paper.docx
+++ b/paper/paper.docx
@@ -10,6 +10,109 @@
         <w:t xml:space="preserve">Risikobasierte Portfoliooptimierung mit GARCH-Modellen</w:t>
       </w:r>
     </w:p>
+    <w:p>
+      <w:pPr>
+        <w:pStyle w:val="AbstractTitle"/>
+      </w:pPr>
+      <w:r>
+        <w:t xml:space="preserve">Abstract</w:t>
+      </w:r>
+    </w:p>
+    <w:p>
+      <w:pPr>
+        <w:pStyle w:val="Abstract"/>
+      </w:pPr>
+      <w:r>
+        <w:t xml:space="preserve">Diese Arbeit untersucht, ob risikobasierte Portfolioverfahren das naive 1/N-Portfolio schlagen und ob GARCH- und DCC-GARCH-Prognosen der Kovarianzmatrix gegenüber einer historischen Schätzung einen Mehrwert stiften.</w:t>
+      </w:r>
+      <w:r>
+        <w:t xml:space="preserve"> </w:t>
+      </w:r>
+      <w:r>
+        <w:t xml:space="preserve">Die Grundlage bilden tägliche Renditen von 27 US-Sektorindizes über gut 27 Jahre, die in zehn Trainingsfenstern und vier Prognosehorizonten und damit in 40 Konstellationen ausgewertet werden.</w:t>
+      </w:r>
+      <w:r>
+        <w:t xml:space="preserve"> </w:t>
+      </w:r>
+      <w:r>
+        <w:t xml:space="preserve">Bewertet wird getrennt nach statistischen und ökonomischen Kriterien.</w:t>
+      </w:r>
+      <w:r>
+        <w:t xml:space="preserve"> </w:t>
+      </w:r>
+      <w:r>
+        <w:t xml:space="preserve">Statistisch fällt das Ergebnis eindeutig aus, da DCC-GARCH die Kovarianzmatrix unter dem MSE in allen 40 Konstellationen besser prognostiziert als die historische Matrix.</w:t>
+      </w:r>
+      <w:r>
+        <w:t xml:space="preserve"> </w:t>
+      </w:r>
+      <w:r>
+        <w:t xml:space="preserve">Ökonomisch schlägt sich dieser Vorsprung jedoch nur beim Minimum-Varianz-Portfolio nieder, während er bei Hierarchical Risk Parity und Equal Risk Contribution folgenlos bleibt.</w:t>
+      </w:r>
+      <w:r>
+        <w:t xml:space="preserve"> </w:t>
+      </w:r>
+      <w:r>
+        <w:t xml:space="preserve">Ausschlaggebend ist der Turnover, der beim Minimum-Varianz-Portfolio mit dynamischer Kovarianz um den Faktor 32 höher liegt und die dynamischen Varianten unter realen Handelskosten zusätzlich belasten würde.</w:t>
+      </w:r>
+      <w:r>
+        <w:t xml:space="preserve"> </w:t>
+      </w:r>
+      <w:r>
+        <w:t xml:space="preserve">Eine bessere Risikoprognose ist folglich nicht automatisch eine bessere Anlageentscheidung.</w:t>
+      </w:r>
+      <w:r>
+        <w:t xml:space="preserve"> </w:t>
+      </w:r>
+      <w:r>
+        <w:t xml:space="preserve">Die gesamte Auswertung ist in Python umgesetzt. Die univariaten GARCH(1,1)-Modelle werden mit dem Paket</w:t>
+      </w:r>
+      <w:r>
+        <w:t xml:space="preserve"> </w:t>
+      </w:r>
+      <w:r>
+        <w:rPr>
+          <w:rStyle w:val="VerbatimChar"/>
+        </w:rPr>
+        <w:t xml:space="preserve">arch</w:t>
+      </w:r>
+      <w:r>
+        <w:t xml:space="preserve"> </w:t>
+      </w:r>
+      <w:r>
+        <w:t xml:space="preserve">geschätzt, die DCC-Rekursion und die Verlustmaße sind eigens implementiert, und die Portfoliooptimierung greift auf</w:t>
+      </w:r>
+      <w:r>
+        <w:t xml:space="preserve"> </w:t>
+      </w:r>
+      <w:r>
+        <w:rPr>
+          <w:rStyle w:val="VerbatimChar"/>
+        </w:rPr>
+        <w:t xml:space="preserve">riskfolio</w:t>
+      </w:r>
+      <w:r>
+        <w:t xml:space="preserve"> </w:t>
+      </w:r>
+      <w:r>
+        <w:t xml:space="preserve">und</w:t>
+      </w:r>
+      <w:r>
+        <w:t xml:space="preserve"> </w:t>
+      </w:r>
+      <w:r>
+        <w:rPr>
+          <w:rStyle w:val="VerbatimChar"/>
+        </w:rPr>
+        <w:t xml:space="preserve">scipy</w:t>
+      </w:r>
+      <w:r>
+        <w:t xml:space="preserve"> </w:t>
+      </w:r>
+      <w:r>
+        <w:t xml:space="preserve">zurück. Alle Modelle werden an jedem Rebalancierungstermin auf dem jeweiligen Trainingsfenster neu geschätzt; Code, Konfiguration und die Skripte zur Erzeugung sämtlicher Tabellen liegen im begleitenden Repository.</w:t>
+      </w:r>
+    </w:p>
     <w:bookmarkStart w:id="9" w:name="einleitung"/>
     <w:p>
       <w:pPr>
@@ -17,6 +120,495 @@
       </w:pPr>
       <w:r>
         <w:t xml:space="preserve">Einleitung</w:t>
+      </w:r>
+    </w:p>
+    <w:p>
+      <w:pPr>
+        <w:pStyle w:val="FirstParagraph"/>
+      </w:pPr>
+      <w:r>
+        <w:t xml:space="preserve">Seit</w:t>
+      </w:r>
+      <w:r>
+        <w:t xml:space="preserve"> </w:t>
+      </w:r>
+      <w:r>
+        <w:t xml:space="preserve">Markowitz (1952)</w:t>
+      </w:r>
+      <w:r>
+        <w:t xml:space="preserve"> </w:t>
+      </w:r>
+      <w:r>
+        <w:t xml:space="preserve">ist die Zusammenstellung eines Portfolios als Optimierungsproblem formuliert, bei dem die Gewichte gesucht werden, die bei gegebener erwarteter Rendite die Portfoliovarianz minimieren.</w:t>
+      </w:r>
+      <w:r>
+        <w:t xml:space="preserve"> </w:t>
+      </w:r>
+      <w:r>
+        <w:t xml:space="preserve">In der praktischen Anwendung erweist sich dieser Ansatz jedoch als fragil, da sowohl die Erwartungswerte als auch die Kovarianzmatrix aus historischen Daten geschätzt werden müssen.</w:t>
+      </w:r>
+      <w:r>
+        <w:t xml:space="preserve"> </w:t>
+      </w:r>
+      <w:r>
+        <w:t xml:space="preserve">Weil das Verfahren Anlagen mit zufällig überschätzter Rendite systematisch übergewichtet, verstärkt es Schätzfehler, statt sie auszumitteln.</w:t>
+      </w:r>
+      <w:r>
+        <w:t xml:space="preserve"> </w:t>
+      </w:r>
+      <w:r>
+        <w:t xml:space="preserve">Michaud (1989)</w:t>
+      </w:r>
+      <w:r>
+        <w:t xml:space="preserve"> </w:t>
+      </w:r>
+      <w:r>
+        <w:t xml:space="preserve">bezeichnet die Markowitz-Optimierung deshalb als Fehlermaximierung.</w:t>
+      </w:r>
+    </w:p>
+    <w:p>
+      <w:pPr>
+        <w:pStyle w:val="BodyText"/>
+      </w:pPr>
+      <w:r>
+        <w:t xml:space="preserve">Von diesem Problem sind die beiden Eingangsgrößen unterschiedlich stark betroffen.</w:t>
+      </w:r>
+      <w:r>
+        <w:t xml:space="preserve"> </w:t>
+      </w:r>
+      <w:r>
+        <w:t xml:space="preserve">Broadie (1993)</w:t>
+      </w:r>
+      <w:r>
+        <w:t xml:space="preserve"> </w:t>
+      </w:r>
+      <w:r>
+        <w:t xml:space="preserve">zeigt in einer Simulationsstudie, dass Fehler in den geschätzten Erwartungswerten die Lage der effizienten Grenze deutlich stärker verzerren als Fehler in den geschätzten Varianzen und Kovarianzen.</w:t>
+      </w:r>
+      <w:r>
+        <w:t xml:space="preserve"> </w:t>
+      </w:r>
+      <w:r>
+        <w:t xml:space="preserve">Erwartete Renditen lassen sich aus Kursdaten nur mit großer Unsicherheit bestimmen, während Risikokennzahlen stabiler zu schätzen sind.</w:t>
+      </w:r>
+      <w:r>
+        <w:t xml:space="preserve"> </w:t>
+      </w:r>
+      <w:r>
+        <w:t xml:space="preserve">Wie gravierend die Folgen sind, zeigen</w:t>
+      </w:r>
+      <w:r>
+        <w:t xml:space="preserve"> </w:t>
+      </w:r>
+      <w:r>
+        <w:t xml:space="preserve">DeMiguel et al. (2009)</w:t>
+      </w:r>
+      <w:r>
+        <w:t xml:space="preserve">, da in ihrem Vergleich über mehrere Datensätze keine der optimierten Strategien das naive, gleichgewichtete 1/N-Portfolio verlässlich schlagen konnte.</w:t>
+      </w:r>
+      <w:r>
+        <w:t xml:space="preserve"> </w:t>
+      </w:r>
+      <w:r>
+        <w:t xml:space="preserve">Der Aufwand einer Optimierung lohnt sich folglich nur, wenn ihr Gewinn den Verlust durch Schätzfehler übersteigt.</w:t>
+      </w:r>
+    </w:p>
+    <w:p>
+      <w:pPr>
+        <w:pStyle w:val="BodyText"/>
+      </w:pPr>
+      <w:r>
+        <w:t xml:space="preserve">An dieser Stelle setzen risikobasierte Portfolioverfahren an, die vollständig auf Renditeprognosen verzichten und die Gewichte allein aus der Kovarianzmatrix bestimmen.</w:t>
+      </w:r>
+      <w:r>
+        <w:t xml:space="preserve"> </w:t>
+      </w:r>
+      <w:r>
+        <w:t xml:space="preserve">Untersucht werden hier das Minimum-Varianz-Portfolio, das Equal-Risk-Contribution-Portfolio sowie die Hierarchical Risk Parity (HRP) von</w:t>
+      </w:r>
+      <w:r>
+        <w:t xml:space="preserve"> </w:t>
+      </w:r>
+      <w:r>
+        <w:t xml:space="preserve">López de Prado (2016)</w:t>
+      </w:r>
+      <w:r>
+        <w:t xml:space="preserve">.</w:t>
+      </w:r>
+      <w:r>
+        <w:t xml:space="preserve"> </w:t>
+      </w:r>
+      <w:r>
+        <w:t xml:space="preserve">Die drei Verfahren unterscheiden sich vor allem darin, wie intensiv sie die geschätzte Kovarianzmatrix nutzen, weshalb deren Qualität unterschiedlich stark auf die Gewichte durchschlägt.</w:t>
+      </w:r>
+      <w:r>
+        <w:t xml:space="preserve"> </w:t>
+      </w:r>
+      <w:r>
+        <w:t xml:space="preserve">Gerade diese Abstufung macht sie zu einem geeigneten Prüffeld für die Frage, wie viel eine bessere Risikoprognose überhaupt wert sein kann.</w:t>
+      </w:r>
+    </w:p>
+    <w:p>
+      <w:pPr>
+        <w:pStyle w:val="BodyText"/>
+      </w:pPr>
+      <w:r>
+        <w:t xml:space="preserve">Damit rückt die Kovarianzmatrix selbst in den Mittelpunkt, denn werden die Gewichte ausschließlich aus ihr abgeleitet, sollte eine bessere Schätzung auch zu besseren Portfolios führen.</w:t>
+      </w:r>
+      <w:r>
+        <w:t xml:space="preserve"> </w:t>
+      </w:r>
+      <w:r>
+        <w:t xml:space="preserve">Der übliche Stichprobenschätzer unterstellt jedoch konstante Varianzen und Korrelationen über das gesamte Schätzfenster.</w:t>
+      </w:r>
+      <w:r>
+        <w:t xml:space="preserve"> </w:t>
+      </w:r>
+      <w:r>
+        <w:t xml:space="preserve">Diese Annahme widerspricht der Beobachtung, dass ruhige und turbulente Phasen einander ablösen und große Kursausschläge weitere große Ausschläge nach sich ziehen.</w:t>
+      </w:r>
+      <w:r>
+        <w:t xml:space="preserve"> </w:t>
+      </w:r>
+      <w:r>
+        <w:t xml:space="preserve">Engle (1982)</w:t>
+      </w:r>
+      <w:r>
+        <w:t xml:space="preserve"> </w:t>
+      </w:r>
+      <w:r>
+        <w:t xml:space="preserve">hat diese Volatilitätscluster erstmals ökonometrisch erfasst, worauf</w:t>
+      </w:r>
+      <w:r>
+        <w:t xml:space="preserve"> </w:t>
+      </w:r>
+      <w:r>
+        <w:t xml:space="preserve">Bollerslev (1986)</w:t>
+      </w:r>
+      <w:r>
+        <w:t xml:space="preserve"> </w:t>
+      </w:r>
+      <w:r>
+        <w:t xml:space="preserve">das heute übliche Generalized-Autoregressive-Conditional-Heteroskedasticity-Modell (GARCH) aufbaute.</w:t>
+      </w:r>
+    </w:p>
+    <w:p>
+      <w:pPr>
+        <w:pStyle w:val="BodyText"/>
+      </w:pPr>
+      <w:r>
+        <w:t xml:space="preserve">Für ein Portfolio genügt es allerdings nicht, die Varianzen einzeln zu modellieren, da auch die Abhängigkeitsstruktur zwischen den Anlagen zeitvariabel ist.</w:t>
+      </w:r>
+      <w:r>
+        <w:t xml:space="preserve"> </w:t>
+      </w:r>
+      <w:r>
+        <w:t xml:space="preserve">Dass Korrelationen in Stressphasen ansteigen und die Diversifikation gerade dann versagt, wenn sie am dringendsten gebraucht wird, kann ein Modell mit konstanter Korrelation nicht abbilden.</w:t>
+      </w:r>
+      <w:r>
+        <w:t xml:space="preserve"> </w:t>
+      </w:r>
+      <w:r>
+        <w:t xml:space="preserve">Engle (2002)</w:t>
+      </w:r>
+      <w:r>
+        <w:t xml:space="preserve"> </w:t>
+      </w:r>
+      <w:r>
+        <w:t xml:space="preserve">überträgt die GARCH-Rekursion deshalb auf die Korrelationsmatrix selbst und erhält mit dem Dynamic-Conditional-Correlation-Modell (DCC) eine vollständig zeitvariable Kovarianzprognose.</w:t>
+      </w:r>
+      <w:r>
+        <w:t xml:space="preserve"> </w:t>
+      </w:r>
+      <w:r>
+        <w:t xml:space="preserve">Dass diese Erweiterung für die Allokation relevant ist, legen</w:t>
+      </w:r>
+      <w:r>
+        <w:t xml:space="preserve"> </w:t>
+      </w:r>
+      <w:r>
+        <w:t xml:space="preserve">Ardia et al. (2017)</w:t>
+      </w:r>
+      <w:r>
+        <w:t xml:space="preserve"> </w:t>
+      </w:r>
+      <w:r>
+        <w:t xml:space="preserve">nahe, die eine Fehlspezifikation der Kovarianzmatrix als spürbare Verzerrung der Gewichte risikobasierter Portfolios ausweisen.</w:t>
+      </w:r>
+    </w:p>
+    <w:p>
+      <w:pPr>
+        <w:pStyle w:val="BodyText"/>
+      </w:pPr>
+      <w:r>
+        <w:t xml:space="preserve">Ob eine statistisch bessere Prognose auch zu einer besseren Anlageentscheidung führt, ist damit jedoch nicht beantwortet.</w:t>
+      </w:r>
+      <w:r>
+        <w:t xml:space="preserve"> </w:t>
+      </w:r>
+      <w:r>
+        <w:t xml:space="preserve">Engle and Colacito (2006)</w:t>
+      </w:r>
+      <w:r>
+        <w:t xml:space="preserve"> </w:t>
+      </w:r>
+      <w:r>
+        <w:t xml:space="preserve">weisen darauf hin, dass die Sharpe Ratio als Kriterium für die Auswahl eines Kovarianzschätzers irreführend sein kann, da sie von den realisierten Renditen dominiert wird, auf die die Kovarianzmatrix nur mittelbar wirkt.</w:t>
+      </w:r>
+      <w:r>
+        <w:t xml:space="preserve"> </w:t>
+      </w:r>
+      <w:r>
+        <w:t xml:space="preserve">Als Alternative bietet</w:t>
+      </w:r>
+      <w:r>
+        <w:t xml:space="preserve"> </w:t>
+      </w:r>
+      <w:r>
+        <w:t xml:space="preserve">Patton (2011)</w:t>
+      </w:r>
+      <w:r>
+        <w:t xml:space="preserve"> </w:t>
+      </w:r>
+      <w:r>
+        <w:t xml:space="preserve">Verlustfunktionen an, deren Rangfolge auch bei einem verrauschten Proxy der wahren Varianz erhalten bleibt, während</w:t>
+      </w:r>
+      <w:r>
+        <w:t xml:space="preserve"> </w:t>
+      </w:r>
+      <w:r>
+        <w:t xml:space="preserve">Laurent et al. (2013)</w:t>
+      </w:r>
+      <w:r>
+        <w:t xml:space="preserve"> </w:t>
+      </w:r>
+      <w:r>
+        <w:t xml:space="preserve">dieses Konzept auf vollständige Kovarianzmatrizen übertragen.</w:t>
+      </w:r>
+      <w:r>
+        <w:t xml:space="preserve"> </w:t>
+      </w:r>
+      <w:r>
+        <w:t xml:space="preserve">Wie weit beide Kriterien auseinanderfallen können, zeigen</w:t>
+      </w:r>
+      <w:r>
+        <w:t xml:space="preserve"> </w:t>
+      </w:r>
+      <w:r>
+        <w:t xml:space="preserve">Moura et al. (2020)</w:t>
+      </w:r>
+      <w:r>
+        <w:t xml:space="preserve"> </w:t>
+      </w:r>
+      <w:r>
+        <w:t xml:space="preserve">für hochdimensionale bedingte Kovarianzmatrizen, wo die statistisch beste Spezifikation nicht die ökonomisch beste ist.</w:t>
+      </w:r>
+    </w:p>
+    <w:p>
+      <w:pPr>
+        <w:pStyle w:val="BodyText"/>
+      </w:pPr>
+      <w:r>
+        <w:t xml:space="preserve">Die Verbindung beider Themenfelder, risikobasierter Allokation einschließlich neuerer Verfahren wie HRP auf der einen und multivariater GARCH-Prognosen auf der anderen Seite, ist bislang nur vereinzelt untersucht worden.</w:t>
+      </w:r>
+      <w:r>
+        <w:t xml:space="preserve"> </w:t>
+      </w:r>
+      <w:r>
+        <w:t xml:space="preserve">Vor diesem Hintergrund verfolgt diese Arbeit zwei Fragen.</w:t>
+      </w:r>
+      <w:r>
+        <w:t xml:space="preserve"> </w:t>
+      </w:r>
+      <w:r>
+        <w:t xml:space="preserve">Erstens wird geprüft, ob Minimum-Varianz-, Equal-Risk-Contribution- und Hierarchical-Risk-Parity-Portfolios eine höhere risikoadjustierte Out-of-Sample-Performance erzielen als das naive 1/N-Portfolio.</w:t>
+      </w:r>
+      <w:r>
+        <w:t xml:space="preserve"> </w:t>
+      </w:r>
+      <w:r>
+        <w:t xml:space="preserve">Zweitens wird untersucht, ob GARCH- und DCC-GARCH-basierte Risiko- und Kovarianzprognosen die Ergebnisse gegenüber einer historischen Schätzung verbessern.</w:t>
+      </w:r>
+      <w:r>
+        <w:t xml:space="preserve"> </w:t>
+      </w:r>
+      <w:r>
+        <w:t xml:space="preserve">Beide Fragen werden getrennt nach statistischen und ökonomischen Kriterien beantwortet, da sich gerade in der Differenz zwischen beiden der zentrale Befund dieser Arbeit zeigt.</w:t>
+      </w:r>
+    </w:p>
+    <w:p>
+      <w:pPr>
+        <w:pStyle w:val="BodyText"/>
+      </w:pPr>
+      <w:r>
+        <w:t xml:space="preserve">Die empirische Grundlage bilden tägliche Renditen von 27 US-Sektorindizes über gut 27 Jahre.</w:t>
+      </w:r>
+      <w:r>
+        <w:t xml:space="preserve"> </w:t>
+      </w:r>
+      <w:r>
+        <w:t xml:space="preserve">Zehn Trainingsfenster und vier Prognosehorizonte ergeben 40 Konstellationen, in denen jede der drei Kovarianzschätzungen mit jedem der vier Allokationsverfahren bewertet wird.</w:t>
+      </w:r>
+      <w:r>
+        <w:t xml:space="preserve"> </w:t>
+      </w:r>
+      <w:r>
+        <w:t xml:space="preserve">Als Kriterien dienen statistisch QLIKE-Verlust und Kovarianz-MSE, ökonomisch Sharpe Ratio, realisierte Volatilität und Turnover.</w:t>
+      </w:r>
+      <w:r>
+        <w:t xml:space="preserve"> </w:t>
+      </w:r>
+      <w:r>
+        <w:t xml:space="preserve">Ergänzend prüfen drei simulierte Datensätze mit bekanntem datengenerierendem Prozess, ob die Modelle das leisten, wofür sie konstruiert sind.</w:t>
+      </w:r>
+    </w:p>
+    <w:p>
+      <w:pPr>
+        <w:pStyle w:val="BodyText"/>
+      </w:pPr>
+      <w:r>
+        <w:t xml:space="preserve">Diesem Vorgehen folgt auch der weitere Aufbau der Arbeit.</w:t>
+      </w:r>
+      <w:r>
+        <w:t xml:space="preserve"> </w:t>
+      </w:r>
+      <w:r>
+        <w:t xml:space="preserve">Der</w:t>
+      </w:r>
+      <w:r>
+        <w:t xml:space="preserve"> </w:t>
+      </w:r>
+      <w:hyperlink w:anchor="sec:daten">
+        <w:r>
+          <w:rPr>
+            <w:rStyle w:val="Hyperlink"/>
+          </w:rPr>
+          <w:t xml:space="preserve">folgende Abschnitt</w:t>
+        </w:r>
+      </w:hyperlink>
+      <w:r>
+        <w:t xml:space="preserve"> </w:t>
+      </w:r>
+      <w:r>
+        <w:t xml:space="preserve">beschreibt die Datengrundlage, während der</w:t>
+      </w:r>
+      <w:r>
+        <w:t xml:space="preserve"> </w:t>
+      </w:r>
+      <w:hyperlink w:anchor="sec:methodik">
+        <w:hyperlink w:anchor="sec:methodik">
+          <w:r>
+            <w:rPr>
+              <w:rStyle w:val="Hyperlink"/>
+            </w:rPr>
+            <w:t xml:space="preserve">3</w:t>
+          </w:r>
+        </w:hyperlink>
+        <w:r>
+          <w:rPr>
+            <w:rStyle w:val="Hyperlink"/>
+          </w:rPr>
+          <w:t xml:space="preserve">. Abschnitt</w:t>
+        </w:r>
+      </w:hyperlink>
+      <w:r>
+        <w:t xml:space="preserve"> </w:t>
+      </w:r>
+      <w:r>
+        <w:t xml:space="preserve">das Untersuchungsdesign darlegt.</w:t>
+      </w:r>
+      <w:r>
+        <w:t xml:space="preserve"> </w:t>
+      </w:r>
+      <w:r>
+        <w:t xml:space="preserve">Im</w:t>
+      </w:r>
+      <w:r>
+        <w:t xml:space="preserve"> </w:t>
+      </w:r>
+      <w:hyperlink w:anchor="sec:ergebnisse">
+        <w:hyperlink w:anchor="sec:ergebnisse">
+          <w:r>
+            <w:rPr>
+              <w:rStyle w:val="Hyperlink"/>
+            </w:rPr>
+            <w:t xml:space="preserve">4</w:t>
+          </w:r>
+        </w:hyperlink>
+        <w:r>
+          <w:rPr>
+            <w:rStyle w:val="Hyperlink"/>
+          </w:rPr>
+          <w:t xml:space="preserve">. Abschnitt</w:t>
+        </w:r>
+      </w:hyperlink>
+      <w:r>
+        <w:t xml:space="preserve"> </w:t>
+      </w:r>
+      <w:r>
+        <w:t xml:space="preserve">werden die Ergebnisse zunächst zur Prognosequalität und anschließend zur Portfolioperformance berichtet, bevor ihre Stabilität über verschiedene Zeiträume und Anlageuniversen untersucht wird.</w:t>
+      </w:r>
+      <w:r>
+        <w:t xml:space="preserve"> </w:t>
+      </w:r>
+      <w:r>
+        <w:t xml:space="preserve">Anschließend ordnet der</w:t>
+      </w:r>
+      <w:r>
+        <w:t xml:space="preserve"> </w:t>
+      </w:r>
+      <w:hyperlink w:anchor="sec:literatur">
+        <w:hyperlink w:anchor="sec:literatur">
+          <w:r>
+            <w:rPr>
+              <w:rStyle w:val="Hyperlink"/>
+            </w:rPr>
+            <w:t xml:space="preserve">5</w:t>
+          </w:r>
+        </w:hyperlink>
+        <w:r>
+          <w:rPr>
+            <w:rStyle w:val="Hyperlink"/>
+          </w:rPr>
+          <w:t xml:space="preserve">. Abschnitt</w:t>
+        </w:r>
+      </w:hyperlink>
+      <w:r>
+        <w:t xml:space="preserve"> </w:t>
+      </w:r>
+      <w:r>
+        <w:t xml:space="preserve">die Befunde in die Literatur ein und der</w:t>
+      </w:r>
+      <w:r>
+        <w:t xml:space="preserve"> </w:t>
+      </w:r>
+      <w:hyperlink w:anchor="sec:limitationen">
+        <w:hyperlink w:anchor="sec:limitationen">
+          <w:r>
+            <w:rPr>
+              <w:rStyle w:val="Hyperlink"/>
+            </w:rPr>
+            <w:t xml:space="preserve">6</w:t>
+          </w:r>
+        </w:hyperlink>
+        <w:r>
+          <w:rPr>
+            <w:rStyle w:val="Hyperlink"/>
+          </w:rPr>
+          <w:t xml:space="preserve">. Abschnitt</w:t>
+        </w:r>
+      </w:hyperlink>
+      <w:r>
+        <w:t xml:space="preserve"> </w:t>
+      </w:r>
+      <w:r>
+        <w:t xml:space="preserve">diskutiert die Grenzen der Untersuchung.</w:t>
+      </w:r>
+      <w:r>
+        <w:t xml:space="preserve"> </w:t>
+      </w:r>
+      <w:r>
+        <w:t xml:space="preserve">Am Ende werden die zentralen Erkenntnisse zusammengefasst.</w:t>
       </w:r>
     </w:p>
     <w:bookmarkEnd w:id="9"/>
@@ -12773,6 +13365,235 @@
         <w:t xml:space="preserve">Einordnung in die Literatur</w:t>
       </w:r>
     </w:p>
+    <w:p>
+      <w:pPr>
+        <w:pStyle w:val="FirstParagraph"/>
+      </w:pPr>
+      <w:r>
+        <w:t xml:space="preserve">In diesem Abschnitt werden die Befunde in die eingangs skizzierte Literatur eingeordnet.</w:t>
+      </w:r>
+    </w:p>
+    <w:p>
+      <w:pPr>
+        <w:pStyle w:val="BodyText"/>
+      </w:pPr>
+      <w:r>
+        <w:t xml:space="preserve">Der Befund, dass alle drei risikobasierten Verfahren das naive Portfolio im Basisfall übertreffen, steht in Spannung zu</w:t>
+      </w:r>
+      <w:r>
+        <w:t xml:space="preserve"> </w:t>
+      </w:r>
+      <w:r>
+        <w:t xml:space="preserve">DeMiguel et al. (2009)</w:t>
+      </w:r>
+      <w:r>
+        <w:t xml:space="preserve">, die 1/N gegenüber optimierten Strategien als schwer zu schlagen ausweisen.</w:t>
+      </w:r>
+      <w:r>
+        <w:t xml:space="preserve"> </w:t>
+      </w:r>
+      <w:r>
+        <w:t xml:space="preserve">Die Ursache dürfte weniger in den Verfahren als im Untersuchungsobjekt liegen, da hier über breit diversifizierte Sektorindizes statt über Einzeltitel optimiert wird und die Kovarianzmatrix dadurch stabiler zu schätzen ist.</w:t>
+      </w:r>
+      <w:r>
+        <w:t xml:space="preserve"> </w:t>
+      </w:r>
+      <w:r>
+        <w:t xml:space="preserve">Innerhalb der risikobasierten Verfahren fügen sich die Ergebnisse dagegen gut in die vorliegende Evidenz ein.</w:t>
+      </w:r>
+      <w:r>
+        <w:t xml:space="preserve"> </w:t>
+      </w:r>
+      <w:r>
+        <w:t xml:space="preserve">Die hohe Robustheit von HRP mit 35 von 40 Läufen über 1/N entspricht den Aussagen von</w:t>
+      </w:r>
+      <w:r>
+        <w:t xml:space="preserve"> </w:t>
+      </w:r>
+      <w:r>
+        <w:t xml:space="preserve">López de Prado (2016)</w:t>
+      </w:r>
+      <w:r>
+        <w:t xml:space="preserve"> </w:t>
+      </w:r>
+      <w:r>
+        <w:t xml:space="preserve">und</w:t>
+      </w:r>
+      <w:r>
+        <w:t xml:space="preserve"> </w:t>
+      </w:r>
+      <w:r>
+        <w:t xml:space="preserve">Sen et al. (2022)</w:t>
+      </w:r>
+      <w:r>
+        <w:t xml:space="preserve">.</w:t>
+      </w:r>
+      <w:r>
+        <w:t xml:space="preserve"> </w:t>
+      </w:r>
+      <w:r>
+        <w:t xml:space="preserve">Mit</w:t>
+      </w:r>
+      <w:r>
+        <w:t xml:space="preserve"> </w:t>
+      </w:r>
+      <w:r>
+        <w:t xml:space="preserve">Chaves et al. (2011)</w:t>
+      </w:r>
+      <w:r>
+        <w:t xml:space="preserve"> </w:t>
+      </w:r>
+      <w:r>
+        <w:t xml:space="preserve">deckt sich zudem die Beobachtung, dass ERC zwar besser diversifiziert, das naive Portfolio aber nicht durchgängig schlägt.</w:t>
+      </w:r>
+      <w:r>
+        <w:t xml:space="preserve"> </w:t>
+      </w:r>
+      <w:r>
+        <w:t xml:space="preserve">Dass das MVP im Basisfall dennoch die höchste Sharpe Ratio erzielt, über alle Läufe hinweg aber nur in einem Fünftel der Fälle über 1/N liegt, illustriert genau die Instabilität, die</w:t>
+      </w:r>
+      <w:r>
+        <w:t xml:space="preserve"> </w:t>
+      </w:r>
+      <w:r>
+        <w:t xml:space="preserve">Lee (2011)</w:t>
+      </w:r>
+      <w:r>
+        <w:t xml:space="preserve"> </w:t>
+      </w:r>
+      <w:r>
+        <w:t xml:space="preserve">und</w:t>
+      </w:r>
+      <w:r>
+        <w:t xml:space="preserve"> </w:t>
+      </w:r>
+      <w:r>
+        <w:t xml:space="preserve">Behr et al. (2008)</w:t>
+      </w:r>
+      <w:r>
+        <w:t xml:space="preserve"> </w:t>
+      </w:r>
+      <w:r>
+        <w:t xml:space="preserve">beschreiben.</w:t>
+      </w:r>
+    </w:p>
+    <w:p>
+      <w:pPr>
+        <w:pStyle w:val="BodyText"/>
+      </w:pPr>
+      <w:r>
+        <w:t xml:space="preserve">Das zentrale Ergebnis dieser Arbeit ist ein nahezu vollständiger statistischer, aber nur beim MVP nennenswerter ökonomischer Vorsprung der GARCH-Modelle.</w:t>
+      </w:r>
+      <w:r>
+        <w:t xml:space="preserve"> </w:t>
+      </w:r>
+      <w:r>
+        <w:t xml:space="preserve">Die durchweg insignifikanten Tests in</w:t>
+      </w:r>
+      <w:r>
+        <w:t xml:space="preserve"> </w:t>
+      </w:r>
+      <w:hyperlink w:anchor="tab:jobson_korkie">
+        <w:r>
+          <w:rPr>
+            <w:rStyle w:val="Hyperlink"/>
+          </w:rPr>
+          <w:t xml:space="preserve">Tabelle </w:t>
+        </w:r>
+        <w:hyperlink w:anchor="tab:jobson_korkie">
+          <w:r>
+            <w:rPr>
+              <w:rStyle w:val="Hyperlink"/>
+            </w:rPr>
+            <w:t xml:space="preserve">6</w:t>
+          </w:r>
+        </w:hyperlink>
+      </w:hyperlink>
+      <w:r>
+        <w:t xml:space="preserve"> </w:t>
+      </w:r>
+      <w:r>
+        <w:t xml:space="preserve">bestätigen den Einwand von</w:t>
+      </w:r>
+      <w:r>
+        <w:t xml:space="preserve"> </w:t>
+      </w:r>
+      <w:r>
+        <w:t xml:space="preserve">Engle and Colacito (2006)</w:t>
+      </w:r>
+      <w:r>
+        <w:t xml:space="preserve"> </w:t>
+      </w:r>
+      <w:r>
+        <w:t xml:space="preserve">für den vorliegenden Datensatz unmittelbar, während die von</w:t>
+      </w:r>
+      <w:r>
+        <w:t xml:space="preserve"> </w:t>
+      </w:r>
+      <w:r>
+        <w:t xml:space="preserve">Patton (2011)</w:t>
+      </w:r>
+      <w:r>
+        <w:t xml:space="preserve"> </w:t>
+      </w:r>
+      <w:r>
+        <w:t xml:space="preserve">und</w:t>
+      </w:r>
+      <w:r>
+        <w:t xml:space="preserve"> </w:t>
+      </w:r>
+      <w:r>
+        <w:t xml:space="preserve">Laurent et al. (2012)</w:t>
+      </w:r>
+      <w:r>
+        <w:t xml:space="preserve"> </w:t>
+      </w:r>
+      <w:r>
+        <w:t xml:space="preserve">vorgeschlagenen robusten Verluste im selben Datensatz sehr wohl trennscharf sind.</w:t>
+      </w:r>
+      <w:r>
+        <w:t xml:space="preserve"> </w:t>
+      </w:r>
+      <w:r>
+        <w:t xml:space="preserve">Nur scheinbar im Widerspruch dazu stehen</w:t>
+      </w:r>
+      <w:r>
+        <w:t xml:space="preserve"> </w:t>
+      </w:r>
+      <w:r>
+        <w:t xml:space="preserve">Ardia et al. (2017)</w:t>
+      </w:r>
+      <w:r>
+        <w:t xml:space="preserve">, die eine Fehlspezifikation der Kovarianzmatrix als spürbare Verzerrung der Portfoliogewichte ausweisen.</w:t>
+      </w:r>
+      <w:r>
+        <w:t xml:space="preserve"> </w:t>
+      </w:r>
+      <w:r>
+        <w:t xml:space="preserve">Verzerrte Gewichte schlagen sich hier nur dort in der Performance nieder, wo ein Verfahren die Matrix intensiv nutzt, sodass sich beide Befunde nicht ausschließen, sondern die Verzerrung je nach Allokationsverfahren unterschiedlich teuer ist.</w:t>
+      </w:r>
+      <w:r>
+        <w:t xml:space="preserve"> </w:t>
+      </w:r>
+      <w:r>
+        <w:t xml:space="preserve">Am nächsten liegt jedoch</w:t>
+      </w:r>
+      <w:r>
+        <w:t xml:space="preserve"> </w:t>
+      </w:r>
+      <w:r>
+        <w:t xml:space="preserve">Moura et al. (2020)</w:t>
+      </w:r>
+      <w:r>
+        <w:t xml:space="preserve">, da die Autoren für hochdimensionale bedingte Kovarianzmatrizen ebenfalls finden, dass die statistisch beste Spezifikation nicht die ökonomisch beste sein muss und Transaktionskosten den Ausschlag geben.</w:t>
+      </w:r>
+      <w:r>
+        <w:t xml:space="preserve"> </w:t>
+      </w:r>
+      <w:r>
+        <w:t xml:space="preserve">Der um ein Vielfaches erhöhte Turnover der dynamischen Schätzer zeigt denselben Mechanismus in einem Sektoruniversum.</w:t>
+      </w:r>
+    </w:p>
     <w:bookmarkEnd w:id="49"/>
     <w:bookmarkStart w:id="50" w:name="sec:limitationen"/>
     <w:p>
@@ -15856,7 +16677,7 @@
       </w:r>
     </w:p>
     <w:bookmarkEnd w:id="57"/>
-    <w:bookmarkStart w:id="101" w:name="sec:anhang_kosten"/>
+    <w:bookmarkStart w:id="107" w:name="sec:anhang_kosten"/>
     <w:p>
       <w:pPr>
         <w:pStyle w:val="Heading1"/>
@@ -16890,8 +17711,54 @@
         <w:t xml:space="preserve">Basispunkten auf das je Rebalancierung umgeschlagene Volumen.</w:t>
       </w:r>
     </w:p>
-    <w:bookmarkStart w:id="100" w:name="refs"/>
-    <w:bookmarkStart w:id="60" w:name="ref-behr2008"/>
+    <w:bookmarkStart w:id="106" w:name="refs"/>
+    <w:bookmarkStart w:id="60" w:name="ref-ardia2017"/>
+    <w:p>
+      <w:pPr>
+        <w:pStyle w:val="Bibliography"/>
+      </w:pPr>
+      <w:r>
+        <w:t xml:space="preserve">Ardia, David, Guido Bolliger, Kris Boudt, and Jean-Philippe Gagnon-Fleury. 2017.</w:t>
+      </w:r>
+      <w:r>
+        <w:t xml:space="preserve"> </w:t>
+      </w:r>
+      <w:r>
+        <w:t xml:space="preserve">“The Impact of Covariance Misspecification in Risk-Based Portfolios.”</w:t>
+      </w:r>
+      <w:r>
+        <w:t xml:space="preserve"> </w:t>
+      </w:r>
+      <w:r>
+        <w:rPr>
+          <w:i/>
+          <w:iCs/>
+        </w:rPr>
+        <w:t xml:space="preserve">Annals of Operations Research</w:t>
+      </w:r>
+      <w:r>
+        <w:t xml:space="preserve"> </w:t>
+      </w:r>
+      <w:r>
+        <w:t xml:space="preserve">254 (1–2): 1–16.</w:t>
+      </w:r>
+      <w:r>
+        <w:t xml:space="preserve"> </w:t>
+      </w:r>
+      <w:hyperlink r:id="rId59">
+        <w:r>
+          <w:rPr>
+            <w:rStyle w:val="Hyperlink"/>
+          </w:rPr>
+          <w:t xml:space="preserve">https://doi.org/10.1007/s10479-017-2474-7</w:t>
+        </w:r>
+      </w:hyperlink>
+      <w:r>
+        <w:t xml:space="preserve">.</w:t>
+      </w:r>
+    </w:p>
+    <w:bookmarkEnd w:id="60"/>
+    <w:bookmarkStart w:id="62" w:name="ref-behr2008"/>
     <w:p>
       <w:pPr>
         <w:pStyle w:val="Bibliography"/>
@@ -16915,7 +17782,7 @@
       <w:r>
         <w:t xml:space="preserve"> </w:t>
       </w:r>
-      <w:hyperlink r:id="rId59">
+      <w:hyperlink r:id="rId61">
         <w:r>
           <w:rPr>
             <w:rStyle w:val="Hyperlink"/>
@@ -16927,8 +17794,8 @@
         <w:t xml:space="preserve">.</w:t>
       </w:r>
     </w:p>
-    <w:bookmarkEnd w:id="60"/>
-    <w:bookmarkStart w:id="62" w:name="ref-bollerslev1986"/>
+    <w:bookmarkEnd w:id="62"/>
+    <w:bookmarkStart w:id="64" w:name="ref-bollerslev1986"/>
     <w:p>
       <w:pPr>
         <w:pStyle w:val="Bibliography"/>
@@ -16961,7 +17828,7 @@
       <w:r>
         <w:t xml:space="preserve"> </w:t>
       </w:r>
-      <w:hyperlink r:id="rId61">
+      <w:hyperlink r:id="rId63">
         <w:r>
           <w:rPr>
             <w:rStyle w:val="Hyperlink"/>
@@ -16973,8 +17840,8 @@
         <w:t xml:space="preserve">.</w:t>
       </w:r>
     </w:p>
-    <w:bookmarkEnd w:id="62"/>
-    <w:bookmarkStart w:id="64" w:name="ref-bollerslev1990"/>
+    <w:bookmarkEnd w:id="64"/>
+    <w:bookmarkStart w:id="66" w:name="ref-bollerslev1990"/>
     <w:p>
       <w:pPr>
         <w:pStyle w:val="Bibliography"/>
@@ -17007,7 +17874,7 @@
       <w:r>
         <w:t xml:space="preserve"> </w:t>
       </w:r>
-      <w:hyperlink r:id="rId63">
+      <w:hyperlink r:id="rId65">
         <w:r>
           <w:rPr>
             <w:rStyle w:val="Hyperlink"/>
@@ -17019,8 +17886,8 @@
         <w:t xml:space="preserve">.</w:t>
       </w:r>
     </w:p>
-    <w:bookmarkEnd w:id="64"/>
-    <w:bookmarkStart w:id="66" w:name="ref-broadie1993"/>
+    <w:bookmarkEnd w:id="66"/>
+    <w:bookmarkStart w:id="68" w:name="ref-broadie1993"/>
     <w:p>
       <w:pPr>
         <w:pStyle w:val="Bibliography"/>
@@ -17053,7 +17920,7 @@
       <w:r>
         <w:t xml:space="preserve"> </w:t>
       </w:r>
-      <w:hyperlink r:id="rId65">
+      <w:hyperlink r:id="rId67">
         <w:r>
           <w:rPr>
             <w:rStyle w:val="Hyperlink"/>
@@ -17065,8 +17932,8 @@
         <w:t xml:space="preserve">.</w:t>
       </w:r>
     </w:p>
-    <w:bookmarkEnd w:id="66"/>
-    <w:bookmarkStart w:id="68" w:name="ref-chaves2011"/>
+    <w:bookmarkEnd w:id="68"/>
+    <w:bookmarkStart w:id="70" w:name="ref-chaves2011"/>
     <w:p>
       <w:pPr>
         <w:pStyle w:val="Bibliography"/>
@@ -17099,7 +17966,7 @@
       <w:r>
         <w:t xml:space="preserve"> </w:t>
       </w:r>
-      <w:hyperlink r:id="rId67">
+      <w:hyperlink r:id="rId69">
         <w:r>
           <w:rPr>
             <w:rStyle w:val="Hyperlink"/>
@@ -17111,8 +17978,8 @@
         <w:t xml:space="preserve">.</w:t>
       </w:r>
     </w:p>
-    <w:bookmarkEnd w:id="68"/>
-    <w:bookmarkStart w:id="70" w:name="ref-demiguel2009"/>
+    <w:bookmarkEnd w:id="70"/>
+    <w:bookmarkStart w:id="72" w:name="ref-demiguel2009"/>
     <w:p>
       <w:pPr>
         <w:pStyle w:val="Bibliography"/>
@@ -17145,7 +18012,7 @@
       <w:r>
         <w:t xml:space="preserve"> </w:t>
       </w:r>
-      <w:hyperlink r:id="rId69">
+      <w:hyperlink r:id="rId71">
         <w:r>
           <w:rPr>
             <w:rStyle w:val="Hyperlink"/>
@@ -17157,8 +18024,8 @@
         <w:t xml:space="preserve">.</w:t>
       </w:r>
     </w:p>
-    <w:bookmarkEnd w:id="70"/>
-    <w:bookmarkStart w:id="72" w:name="ref-diebold1995"/>
+    <w:bookmarkEnd w:id="72"/>
+    <w:bookmarkStart w:id="74" w:name="ref-diebold1995"/>
     <w:p>
       <w:pPr>
         <w:pStyle w:val="Bibliography"/>
@@ -17191,7 +18058,7 @@
       <w:r>
         <w:t xml:space="preserve"> </w:t>
       </w:r>
-      <w:hyperlink r:id="rId71">
+      <w:hyperlink r:id="rId73">
         <w:r>
           <w:rPr>
             <w:rStyle w:val="Hyperlink"/>
@@ -17203,8 +18070,8 @@
         <w:t xml:space="preserve">.</w:t>
       </w:r>
     </w:p>
-    <w:bookmarkEnd w:id="72"/>
-    <w:bookmarkStart w:id="74" w:name="ref-engle1982"/>
+    <w:bookmarkEnd w:id="74"/>
+    <w:bookmarkStart w:id="76" w:name="ref-engle1982"/>
     <w:p>
       <w:pPr>
         <w:pStyle w:val="Bibliography"/>
@@ -17237,7 +18104,7 @@
       <w:r>
         <w:t xml:space="preserve"> </w:t>
       </w:r>
-      <w:hyperlink r:id="rId73">
+      <w:hyperlink r:id="rId75">
         <w:r>
           <w:rPr>
             <w:rStyle w:val="Hyperlink"/>
@@ -17249,8 +18116,8 @@
         <w:t xml:space="preserve">.</w:t>
       </w:r>
     </w:p>
-    <w:bookmarkEnd w:id="74"/>
-    <w:bookmarkStart w:id="76" w:name="ref-engle2002"/>
+    <w:bookmarkEnd w:id="76"/>
+    <w:bookmarkStart w:id="78" w:name="ref-engle2002"/>
     <w:p>
       <w:pPr>
         <w:pStyle w:val="Bibliography"/>
@@ -17283,7 +18150,7 @@
       <w:r>
         <w:t xml:space="preserve"> </w:t>
       </w:r>
-      <w:hyperlink r:id="rId75">
+      <w:hyperlink r:id="rId77">
         <w:r>
           <w:rPr>
             <w:rStyle w:val="Hyperlink"/>
@@ -17295,8 +18162,8 @@
         <w:t xml:space="preserve">.</w:t>
       </w:r>
     </w:p>
-    <w:bookmarkEnd w:id="76"/>
-    <w:bookmarkStart w:id="78" w:name="ref-engle2006"/>
+    <w:bookmarkEnd w:id="78"/>
+    <w:bookmarkStart w:id="80" w:name="ref-engle2006"/>
     <w:p>
       <w:pPr>
         <w:pStyle w:val="Bibliography"/>
@@ -17329,7 +18196,7 @@
       <w:r>
         <w:t xml:space="preserve"> </w:t>
       </w:r>
-      <w:hyperlink r:id="rId77">
+      <w:hyperlink r:id="rId79">
         <w:r>
           <w:rPr>
             <w:rStyle w:val="Hyperlink"/>
@@ -17341,8 +18208,8 @@
         <w:t xml:space="preserve">.</w:t>
       </w:r>
     </w:p>
-    <w:bookmarkEnd w:id="78"/>
-    <w:bookmarkStart w:id="80" w:name="ref-engle2001"/>
+    <w:bookmarkEnd w:id="80"/>
+    <w:bookmarkStart w:id="82" w:name="ref-engle2001"/>
     <w:p>
       <w:pPr>
         <w:pStyle w:val="Bibliography"/>
@@ -17366,7 +18233,7 @@
       <w:r>
         <w:t xml:space="preserve"> </w:t>
       </w:r>
-      <w:hyperlink r:id="rId79">
+      <w:hyperlink r:id="rId81">
         <w:r>
           <w:rPr>
             <w:rStyle w:val="Hyperlink"/>
@@ -17378,8 +18245,8 @@
         <w:t xml:space="preserve">.</w:t>
       </w:r>
     </w:p>
-    <w:bookmarkEnd w:id="80"/>
-    <w:bookmarkStart w:id="82" w:name="ref-jobson1981"/>
+    <w:bookmarkEnd w:id="82"/>
+    <w:bookmarkStart w:id="84" w:name="ref-jobson1981"/>
     <w:p>
       <w:pPr>
         <w:pStyle w:val="Bibliography"/>
@@ -17412,7 +18279,7 @@
       <w:r>
         <w:t xml:space="preserve"> </w:t>
       </w:r>
-      <w:hyperlink r:id="rId81">
+      <w:hyperlink r:id="rId83">
         <w:r>
           <w:rPr>
             <w:rStyle w:val="Hyperlink"/>
@@ -17424,8 +18291,8 @@
         <w:t xml:space="preserve">.</w:t>
       </w:r>
     </w:p>
-    <w:bookmarkEnd w:id="82"/>
-    <w:bookmarkStart w:id="84" w:name="ref-laurent2012"/>
+    <w:bookmarkEnd w:id="84"/>
+    <w:bookmarkStart w:id="86" w:name="ref-laurent2012"/>
     <w:p>
       <w:pPr>
         <w:pStyle w:val="Bibliography"/>
@@ -17458,7 +18325,7 @@
       <w:r>
         <w:t xml:space="preserve"> </w:t>
       </w:r>
-      <w:hyperlink r:id="rId83">
+      <w:hyperlink r:id="rId85">
         <w:r>
           <w:rPr>
             <w:rStyle w:val="Hyperlink"/>
@@ -17470,8 +18337,8 @@
         <w:t xml:space="preserve">.</w:t>
       </w:r>
     </w:p>
-    <w:bookmarkEnd w:id="84"/>
-    <w:bookmarkStart w:id="86" w:name="ref-laurent2013"/>
+    <w:bookmarkEnd w:id="86"/>
+    <w:bookmarkStart w:id="88" w:name="ref-laurent2013"/>
     <w:p>
       <w:pPr>
         <w:pStyle w:val="Bibliography"/>
@@ -17504,7 +18371,7 @@
       <w:r>
         <w:t xml:space="preserve"> </w:t>
       </w:r>
-      <w:hyperlink r:id="rId85">
+      <w:hyperlink r:id="rId87">
         <w:r>
           <w:rPr>
             <w:rStyle w:val="Hyperlink"/>
@@ -17516,8 +18383,8 @@
         <w:t xml:space="preserve">.</w:t>
       </w:r>
     </w:p>
-    <w:bookmarkEnd w:id="86"/>
-    <w:bookmarkStart w:id="88" w:name="ref-lee2011"/>
+    <w:bookmarkEnd w:id="88"/>
+    <w:bookmarkStart w:id="90" w:name="ref-lee2011"/>
     <w:p>
       <w:pPr>
         <w:pStyle w:val="Bibliography"/>
@@ -17550,7 +18417,7 @@
       <w:r>
         <w:t xml:space="preserve"> </w:t>
       </w:r>
-      <w:hyperlink r:id="rId87">
+      <w:hyperlink r:id="rId89">
         <w:r>
           <w:rPr>
             <w:rStyle w:val="Hyperlink"/>
@@ -17562,8 +18429,8 @@
         <w:t xml:space="preserve">.</w:t>
       </w:r>
     </w:p>
-    <w:bookmarkEnd w:id="88"/>
-    <w:bookmarkStart w:id="90" w:name="ref-deprado2016"/>
+    <w:bookmarkEnd w:id="90"/>
+    <w:bookmarkStart w:id="92" w:name="ref-deprado2016"/>
     <w:p>
       <w:pPr>
         <w:pStyle w:val="Bibliography"/>
@@ -17596,7 +18463,7 @@
       <w:r>
         <w:t xml:space="preserve"> </w:t>
       </w:r>
-      <w:hyperlink r:id="rId89">
+      <w:hyperlink r:id="rId91">
         <w:r>
           <w:rPr>
             <w:rStyle w:val="Hyperlink"/>
@@ -17608,8 +18475,8 @@
         <w:t xml:space="preserve">.</w:t>
       </w:r>
     </w:p>
-    <w:bookmarkEnd w:id="90"/>
-    <w:bookmarkStart w:id="92" w:name="ref-maillard2010"/>
+    <w:bookmarkEnd w:id="92"/>
+    <w:bookmarkStart w:id="94" w:name="ref-maillard2010"/>
     <w:p>
       <w:pPr>
         <w:pStyle w:val="Bibliography"/>
@@ -17642,7 +18509,7 @@
       <w:r>
         <w:t xml:space="preserve"> </w:t>
       </w:r>
-      <w:hyperlink r:id="rId91">
+      <w:hyperlink r:id="rId93">
         <w:r>
           <w:rPr>
             <w:rStyle w:val="Hyperlink"/>
@@ -17654,8 +18521,8 @@
         <w:t xml:space="preserve">.</w:t>
       </w:r>
     </w:p>
-    <w:bookmarkEnd w:id="92"/>
-    <w:bookmarkStart w:id="94" w:name="ref-markowitz1952"/>
+    <w:bookmarkEnd w:id="94"/>
+    <w:bookmarkStart w:id="96" w:name="ref-markowitz1952"/>
     <w:p>
       <w:pPr>
         <w:pStyle w:val="Bibliography"/>
@@ -17688,7 +18555,7 @@
       <w:r>
         <w:t xml:space="preserve"> </w:t>
       </w:r>
-      <w:hyperlink r:id="rId93">
+      <w:hyperlink r:id="rId95">
         <w:r>
           <w:rPr>
             <w:rStyle w:val="Hyperlink"/>
@@ -17700,8 +18567,8 @@
         <w:t xml:space="preserve">.</w:t>
       </w:r>
     </w:p>
-    <w:bookmarkEnd w:id="94"/>
-    <w:bookmarkStart w:id="95" w:name="ref-memmel2003"/>
+    <w:bookmarkEnd w:id="96"/>
+    <w:bookmarkStart w:id="97" w:name="ref-memmel2003"/>
     <w:p>
       <w:pPr>
         <w:pStyle w:val="Bibliography"/>
@@ -17732,8 +18599,100 @@
         <w:t xml:space="preserve">1 (1): 21–23.</w:t>
       </w:r>
     </w:p>
-    <w:bookmarkEnd w:id="95"/>
-    <w:bookmarkStart w:id="97" w:name="ref-patton2011"/>
+    <w:bookmarkEnd w:id="97"/>
+    <w:bookmarkStart w:id="99" w:name="ref-michaud1989"/>
+    <w:p>
+      <w:pPr>
+        <w:pStyle w:val="Bibliography"/>
+      </w:pPr>
+      <w:r>
+        <w:t xml:space="preserve">Michaud, Richard O. 1989.</w:t>
+      </w:r>
+      <w:r>
+        <w:t xml:space="preserve"> </w:t>
+      </w:r>
+      <w:r>
+        <w:t xml:space="preserve">“The Markowitz Optimization Enigma: Is ’Optimized’ Optimal?”</w:t>
+      </w:r>
+      <w:r>
+        <w:t xml:space="preserve"> </w:t>
+      </w:r>
+      <w:r>
+        <w:rPr>
+          <w:i/>
+          <w:iCs/>
+        </w:rPr>
+        <w:t xml:space="preserve">Financial Analysts Journal</w:t>
+      </w:r>
+      <w:r>
+        <w:t xml:space="preserve"> </w:t>
+      </w:r>
+      <w:r>
+        <w:t xml:space="preserve">45 (1): 31–42.</w:t>
+      </w:r>
+      <w:r>
+        <w:t xml:space="preserve"> </w:t>
+      </w:r>
+      <w:hyperlink r:id="rId98">
+        <w:r>
+          <w:rPr>
+            <w:rStyle w:val="Hyperlink"/>
+          </w:rPr>
+          <w:t xml:space="preserve">https://doi.org/10.2469/faj.v45.n1.31</w:t>
+        </w:r>
+      </w:hyperlink>
+      <w:r>
+        <w:t xml:space="preserve">.</w:t>
+      </w:r>
+    </w:p>
+    <w:bookmarkEnd w:id="99"/>
+    <w:bookmarkStart w:id="101" w:name="ref-moura2020"/>
+    <w:p>
+      <w:pPr>
+        <w:pStyle w:val="Bibliography"/>
+      </w:pPr>
+      <w:r>
+        <w:t xml:space="preserve">Moura, Guilherme V., André A. P. Santos, and Esther Ruiz. 2020.</w:t>
+      </w:r>
+      <w:r>
+        <w:t xml:space="preserve"> </w:t>
+      </w:r>
+      <w:r>
+        <w:t xml:space="preserve">“Comparing High-Dimensional Conditional Covariance Matrices: Implications for Portfolio Selection.”</w:t>
+      </w:r>
+      <w:r>
+        <w:t xml:space="preserve"> </w:t>
+      </w:r>
+      <w:r>
+        <w:rPr>
+          <w:i/>
+          <w:iCs/>
+        </w:rPr>
+        <w:t xml:space="preserve">Journal of Banking &amp; Finance</w:t>
+      </w:r>
+      <w:r>
+        <w:t xml:space="preserve"> </w:t>
+      </w:r>
+      <w:r>
+        <w:t xml:space="preserve">118: 105882.</w:t>
+      </w:r>
+      <w:r>
+        <w:t xml:space="preserve"> </w:t>
+      </w:r>
+      <w:hyperlink r:id="rId100">
+        <w:r>
+          <w:rPr>
+            <w:rStyle w:val="Hyperlink"/>
+          </w:rPr>
+          <w:t xml:space="preserve">https://doi.org/10.1016/j.jbankfin.2020.105882</w:t>
+        </w:r>
+      </w:hyperlink>
+      <w:r>
+        <w:t xml:space="preserve">.</w:t>
+      </w:r>
+    </w:p>
+    <w:bookmarkEnd w:id="101"/>
+    <w:bookmarkStart w:id="103" w:name="ref-patton2011"/>
     <w:p>
       <w:pPr>
         <w:pStyle w:val="Bibliography"/>
@@ -17766,7 +18725,7 @@
       <w:r>
         <w:t xml:space="preserve"> </w:t>
       </w:r>
-      <w:hyperlink r:id="rId96">
+      <w:hyperlink r:id="rId102">
         <w:r>
           <w:rPr>
             <w:rStyle w:val="Hyperlink"/>
@@ -17778,8 +18737,8 @@
         <w:t xml:space="preserve">.</w:t>
       </w:r>
     </w:p>
-    <w:bookmarkEnd w:id="97"/>
-    <w:bookmarkStart w:id="99" w:name="ref-sen2022"/>
+    <w:bookmarkEnd w:id="103"/>
+    <w:bookmarkStart w:id="105" w:name="ref-sen2022"/>
     <w:p>
       <w:pPr>
         <w:pStyle w:val="Bibliography"/>
@@ -17803,7 +18762,7 @@
       <w:r>
         <w:t xml:space="preserve"> </w:t>
       </w:r>
-      <w:hyperlink r:id="rId98">
+      <w:hyperlink r:id="rId104">
         <w:r>
           <w:rPr>
             <w:rStyle w:val="Hyperlink"/>
@@ -17815,9 +18774,9 @@
         <w:t xml:space="preserve">.</w:t>
       </w:r>
     </w:p>
-    <w:bookmarkEnd w:id="99"/>
-    <w:bookmarkEnd w:id="100"/>
-    <w:bookmarkEnd w:id="101"/>
+    <w:bookmarkEnd w:id="105"/>
+    <w:bookmarkEnd w:id="106"/>
+    <w:bookmarkEnd w:id="107"/>
     <w:sectPr>
       <w:footnotePr>
         <w:numRestart w:val="eachSect"/>
